--- a/jackyun-portal/docs/sync-v5-migration-3.63.0.docx
+++ b/jackyun-portal/docs/sync-v5-migration-3.63.0.docx
@@ -232,7 +232,7 @@
     </w:p>
     <w:p>
       <w:r>
-        <w:t>应用版本、package.json、package-lock.json 和更新记录均已更新为 3.63.0。V1–V4 服务端兼容路由仍在仓库内；本次确认的是当前门户同步协调器不再调用这些扫描路径。提交与生产部署状态将在合并后另行核验。</w:t>
+        <w:t>应用版本、package.json、package-lock.json 和更新记录均已更新为 3.63.0。V1–V4 服务端兼容路由仍在仓库内；门户同步协调器不再调用这些扫描路径。发布验收应核对 Vercel 生产部署的 commit SHA 和 READY 状态，并请求线上健康接口与课表页；Git 推送成功本身不代表部署成功。</w:t>
       </w:r>
     </w:p>
     <w:sectPr>
